--- a/tracked_scripts/u1/m12/exitcheck/Module 12 - Unedited Script.docx
+++ b/tracked_scripts/u1/m12/exitcheck/Module 12 - Unedited Script.docx
@@ -139,6 +139,27 @@
     </w:p>
     <w:p>
       <w:pPr>
+        <w:spacing w:before="120" w:after="40"/>
+      </w:pPr>
+      <w:r>
+        <w:rPr>
+          <w:rFonts w:ascii="Calibri" w:hAnsi="Calibri"/>
+          <w:b/>
+          <w:i w:val="0"/>
+        </w:rPr>
+        <w:t xml:space="preserve">Building From: </w:t>
+      </w:r>
+      <w:r>
+        <w:rPr>
+          <w:rFonts w:ascii="Calibri" w:hAnsi="Calibri"/>
+          <w:b w:val="0"/>
+          <w:i w:val="0"/>
+        </w:rPr>
+        <w:t>Students can identify rows and columns in any dot array, write a multiplication expression from a row description AND from a column description, recognize that both descriptions are valid for the same array, compute products from array-based expressions, and specify arrays using word-based description. M11's Synthesis deliberately surfaced the observation that both expressions give the same product ("Interesting, right? Same product. That's something worth remembering.") and its closure teased M12: "You noticed something in those two products. Next time, we'll figure out WHY that happens — and whether it's always true." The 4×3 array briefly rotated 90° as a visual tease with no narration.</w:t>
+      </w:r>
+    </w:p>
+    <w:p>
+      <w:pPr>
         <w:spacing w:before="160" w:after="0"/>
       </w:pPr>
     </w:p>
@@ -253,7 +274,7 @@
           <w:b/>
           <w:i w:val="0"/>
         </w:rPr>
-        <w:t xml:space="preserve">• Options:  </w:t>
+        <w:t xml:space="preserve">• Answer option (optional):  </w:t>
       </w:r>
       <w:r>
         <w:rPr>
@@ -263,7 +284,7 @@
           <w:color w:val="6E6E6E"/>
           <w:sz w:val="19"/>
         </w:rPr>
-        <w:t>The available answer choices</w:t>
+        <w:t>The available answer choice, nested under Prompt</w:t>
       </w:r>
     </w:p>
     <w:p>
@@ -435,9 +456,7 @@
         <w:rPr>
           <w:rFonts w:ascii="Calibri" w:hAnsi="Calibri"/>
           <w:b/>
-          <w:i/>
-          <w:color w:val="6E6E6E"/>
-          <w:sz w:val="19"/>
+          <w:i w:val="0"/>
         </w:rPr>
         <w:t xml:space="preserve">Visual: </w:t>
       </w:r>
@@ -445,9 +464,7 @@
         <w:rPr>
           <w:rFonts w:ascii="Calibri" w:hAnsi="Calibri"/>
           <w:b w:val="0"/>
-          <w:i/>
-          <w:color w:val="6E6E6E"/>
-          <w:sz w:val="19"/>
+          <w:i w:val="0"/>
         </w:rPr>
         <w:t>6×7 dot array appears with row emphasis — 6 horizontal bands highlighted.</w:t>
       </w:r>
@@ -461,9 +478,7 @@
         <w:rPr>
           <w:rFonts w:ascii="Calibri" w:hAnsi="Calibri"/>
           <w:b/>
-          <w:i/>
-          <w:color w:val="6E6E6E"/>
-          <w:sz w:val="19"/>
+          <w:i w:val="0"/>
         </w:rPr>
         <w:t xml:space="preserve">Visual: </w:t>
       </w:r>
@@ -471,9 +486,7 @@
         <w:rPr>
           <w:rFonts w:ascii="Calibri" w:hAnsi="Calibri"/>
           <w:b w:val="0"/>
-          <w:i/>
-          <w:color w:val="6E6E6E"/>
-          <w:sz w:val="19"/>
+          <w:i w:val="0"/>
         </w:rPr>
         <w:t>Equation builder appears in equation mode: three blank slots with multiplication and equals signs. Tiles available: 5, 6, 7, 8, 40, 42, 46, 48.</w:t>
       </w:r>
@@ -546,7 +559,21 @@
     </w:p>
     <w:p>
       <w:pPr>
-        <w:spacing w:before="60" w:after="20"/>
+        <w:spacing w:before="80" w:after="40"/>
+        <w:ind w:left="0"/>
+      </w:pPr>
+      <w:r>
+        <w:rPr>
+          <w:rFonts w:ascii="Calibri" w:hAnsi="Calibri"/>
+          <w:b/>
+          <w:i w:val="0"/>
+        </w:rPr>
+        <w:t>Based on student response:</w:t>
+      </w:r>
+    </w:p>
+    <w:p>
+      <w:pPr>
+        <w:spacing w:before="40" w:after="20"/>
         <w:ind w:left="0"/>
       </w:pPr>
       <w:r>
@@ -591,8 +618,8 @@
     </w:p>
     <w:p>
       <w:pPr>
-        <w:spacing w:before="60" w:after="20"/>
-        <w:ind w:left="432"/>
+        <w:spacing w:before="40" w:after="20"/>
+        <w:ind w:left="0"/>
       </w:pPr>
       <w:r>
         <w:rPr>
@@ -615,7 +642,7 @@
     <w:p>
       <w:pPr>
         <w:spacing w:before="20" w:after="20"/>
-        <w:ind w:left="720"/>
+        <w:ind w:left="0"/>
       </w:pPr>
       <w:r>
         <w:rPr>
@@ -636,8 +663,8 @@
     </w:p>
     <w:p>
       <w:pPr>
-        <w:spacing w:before="60" w:after="20"/>
-        <w:ind w:left="432"/>
+        <w:spacing w:before="40" w:after="20"/>
+        <w:ind w:left="0"/>
       </w:pPr>
       <w:r>
         <w:rPr>
@@ -660,7 +687,7 @@
     <w:p>
       <w:pPr>
         <w:spacing w:before="20" w:after="20"/>
-        <w:ind w:left="720"/>
+        <w:ind w:left="0"/>
       </w:pPr>
       <w:r>
         <w:rPr>
@@ -681,8 +708,8 @@
     </w:p>
     <w:p>
       <w:pPr>
-        <w:spacing w:before="60" w:after="20"/>
-        <w:ind w:left="432"/>
+        <w:spacing w:before="40" w:after="20"/>
+        <w:ind w:left="0"/>
       </w:pPr>
       <w:r>
         <w:rPr>
@@ -705,15 +732,13 @@
     <w:p>
       <w:pPr>
         <w:spacing w:before="20" w:after="20"/>
-        <w:ind w:left="720"/>
+        <w:ind w:left="0"/>
       </w:pPr>
       <w:r>
         <w:rPr>
           <w:rFonts w:ascii="Calibri" w:hAnsi="Calibri"/>
           <w:b/>
-          <w:i/>
-          <w:color w:val="6E6E6E"/>
-          <w:sz w:val="19"/>
+          <w:i w:val="0"/>
         </w:rPr>
         <w:t xml:space="preserve">Visual: </w:t>
       </w:r>
@@ -721,9 +746,7 @@
         <w:rPr>
           <w:rFonts w:ascii="Calibri" w:hAnsi="Calibri"/>
           <w:b w:val="0"/>
-          <w:i/>
-          <w:color w:val="6E6E6E"/>
-          <w:sz w:val="19"/>
+          <w:i w:val="0"/>
         </w:rPr>
         <w:t>System places tiles 6, 7, and 42 into slots.</w:t>
       </w:r>
@@ -731,7 +754,7 @@
     <w:p>
       <w:pPr>
         <w:spacing w:before="20" w:after="20"/>
-        <w:ind w:left="720"/>
+        <w:ind w:left="0"/>
       </w:pPr>
       <w:r>
         <w:rPr>
@@ -759,9 +782,7 @@
         <w:rPr>
           <w:rFonts w:ascii="Calibri" w:hAnsi="Calibri"/>
           <w:b/>
-          <w:i/>
-          <w:color w:val="6E6E6E"/>
-          <w:sz w:val="19"/>
+          <w:i w:val="0"/>
         </w:rPr>
         <w:t xml:space="preserve">Visual: </w:t>
       </w:r>
@@ -769,9 +790,7 @@
         <w:rPr>
           <w:rFonts w:ascii="Calibri" w:hAnsi="Calibri"/>
           <w:b w:val="0"/>
-          <w:i/>
-          <w:color w:val="6E6E6E"/>
-          <w:sz w:val="19"/>
+          <w:i w:val="0"/>
         </w:rPr>
         <w:t>Row emphasis clears. Column emphasis applies — 7 vertical bands highlighted.</w:t>
       </w:r>
@@ -785,9 +804,7 @@
         <w:rPr>
           <w:rFonts w:ascii="Calibri" w:hAnsi="Calibri"/>
           <w:b/>
-          <w:i/>
-          <w:color w:val="6E6E6E"/>
-          <w:sz w:val="19"/>
+          <w:i w:val="0"/>
         </w:rPr>
         <w:t xml:space="preserve">Visual: </w:t>
       </w:r>
@@ -795,9 +812,7 @@
         <w:rPr>
           <w:rFonts w:ascii="Calibri" w:hAnsi="Calibri"/>
           <w:b w:val="0"/>
-          <w:i/>
-          <w:color w:val="6E6E6E"/>
-          <w:sz w:val="19"/>
+          <w:i w:val="0"/>
         </w:rPr>
         <w:t>Equation builder slots clear, ready for new input.</w:t>
       </w:r>
@@ -870,7 +885,21 @@
     </w:p>
     <w:p>
       <w:pPr>
-        <w:spacing w:before="60" w:after="20"/>
+        <w:spacing w:before="80" w:after="40"/>
+        <w:ind w:left="0"/>
+      </w:pPr>
+      <w:r>
+        <w:rPr>
+          <w:rFonts w:ascii="Calibri" w:hAnsi="Calibri"/>
+          <w:b/>
+          <w:i w:val="0"/>
+        </w:rPr>
+        <w:t>Based on student response:</w:t>
+      </w:r>
+    </w:p>
+    <w:p>
+      <w:pPr>
+        <w:spacing w:before="40" w:after="20"/>
         <w:ind w:left="0"/>
       </w:pPr>
       <w:r>
@@ -915,8 +944,8 @@
     </w:p>
     <w:p>
       <w:pPr>
-        <w:spacing w:before="60" w:after="20"/>
-        <w:ind w:left="432"/>
+        <w:spacing w:before="40" w:after="20"/>
+        <w:ind w:left="0"/>
       </w:pPr>
       <w:r>
         <w:rPr>
@@ -939,7 +968,7 @@
     <w:p>
       <w:pPr>
         <w:spacing w:before="20" w:after="20"/>
-        <w:ind w:left="720"/>
+        <w:ind w:left="0"/>
       </w:pPr>
       <w:r>
         <w:rPr>
@@ -960,8 +989,8 @@
     </w:p>
     <w:p>
       <w:pPr>
-        <w:spacing w:before="60" w:after="20"/>
-        <w:ind w:left="432"/>
+        <w:spacing w:before="40" w:after="20"/>
+        <w:ind w:left="0"/>
       </w:pPr>
       <w:r>
         <w:rPr>
@@ -984,7 +1013,7 @@
     <w:p>
       <w:pPr>
         <w:spacing w:before="20" w:after="20"/>
-        <w:ind w:left="720"/>
+        <w:ind w:left="0"/>
       </w:pPr>
       <w:r>
         <w:rPr>
@@ -1005,8 +1034,8 @@
     </w:p>
     <w:p>
       <w:pPr>
-        <w:spacing w:before="60" w:after="20"/>
-        <w:ind w:left="432"/>
+        <w:spacing w:before="40" w:after="20"/>
+        <w:ind w:left="0"/>
       </w:pPr>
       <w:r>
         <w:rPr>
@@ -1029,15 +1058,13 @@
     <w:p>
       <w:pPr>
         <w:spacing w:before="20" w:after="20"/>
-        <w:ind w:left="720"/>
+        <w:ind w:left="0"/>
       </w:pPr>
       <w:r>
         <w:rPr>
           <w:rFonts w:ascii="Calibri" w:hAnsi="Calibri"/>
           <w:b/>
-          <w:i/>
-          <w:color w:val="6E6E6E"/>
-          <w:sz w:val="19"/>
+          <w:i w:val="0"/>
         </w:rPr>
         <w:t xml:space="preserve">Visual: </w:t>
       </w:r>
@@ -1045,9 +1072,7 @@
         <w:rPr>
           <w:rFonts w:ascii="Calibri" w:hAnsi="Calibri"/>
           <w:b w:val="0"/>
-          <w:i/>
-          <w:color w:val="6E6E6E"/>
-          <w:sz w:val="19"/>
+          <w:i w:val="0"/>
         </w:rPr>
         <w:t>System places tiles 7, 6, and 42 into slots.</w:t>
       </w:r>
@@ -1055,7 +1080,7 @@
     <w:p>
       <w:pPr>
         <w:spacing w:before="20" w:after="20"/>
-        <w:ind w:left="720"/>
+        <w:ind w:left="0"/>
       </w:pPr>
       <w:r>
         <w:rPr>
@@ -1092,9 +1117,7 @@
         <w:rPr>
           <w:rFonts w:ascii="Calibri" w:hAnsi="Calibri"/>
           <w:b/>
-          <w:i/>
-          <w:color w:val="6E6E6E"/>
-          <w:sz w:val="19"/>
+          <w:i w:val="0"/>
         </w:rPr>
         <w:t xml:space="preserve">Visual: </w:t>
       </w:r>
@@ -1102,9 +1125,7 @@
         <w:rPr>
           <w:rFonts w:ascii="Calibri" w:hAnsi="Calibri"/>
           <w:b w:val="0"/>
-          <w:i/>
-          <w:color w:val="6E6E6E"/>
-          <w:sz w:val="19"/>
+          <w:i w:val="0"/>
         </w:rPr>
         <w:t>2×8 dot array appears on screen.</w:t>
       </w:r>
@@ -1118,9 +1139,7 @@
         <w:rPr>
           <w:rFonts w:ascii="Calibri" w:hAnsi="Calibri"/>
           <w:b/>
-          <w:i/>
-          <w:color w:val="6E6E6E"/>
-          <w:sz w:val="19"/>
+          <w:i w:val="0"/>
         </w:rPr>
         <w:t xml:space="preserve">Visual: </w:t>
       </w:r>
@@ -1128,9 +1147,7 @@
         <w:rPr>
           <w:rFonts w:ascii="Calibri" w:hAnsi="Calibri"/>
           <w:b w:val="0"/>
-          <w:i/>
-          <w:color w:val="6E6E6E"/>
-          <w:sz w:val="19"/>
+          <w:i w:val="0"/>
         </w:rPr>
         <w:t>System highlights rows sequentially.</w:t>
       </w:r>
@@ -1259,7 +1276,21 @@
     </w:p>
     <w:p>
       <w:pPr>
-        <w:spacing w:before="60" w:after="20"/>
+        <w:spacing w:before="80" w:after="40"/>
+        <w:ind w:left="0"/>
+      </w:pPr>
+      <w:r>
+        <w:rPr>
+          <w:rFonts w:ascii="Calibri" w:hAnsi="Calibri"/>
+          <w:b/>
+          <w:i w:val="0"/>
+        </w:rPr>
+        <w:t>Based on student response:</w:t>
+      </w:r>
+    </w:p>
+    <w:p>
+      <w:pPr>
+        <w:spacing w:before="40" w:after="20"/>
         <w:ind w:left="0"/>
       </w:pPr>
       <w:r>
@@ -1304,8 +1335,8 @@
     </w:p>
     <w:p>
       <w:pPr>
-        <w:spacing w:before="60" w:after="20"/>
-        <w:ind w:left="432"/>
+        <w:spacing w:before="40" w:after="20"/>
+        <w:ind w:left="0"/>
       </w:pPr>
       <w:r>
         <w:rPr>
@@ -1328,15 +1359,13 @@
     <w:p>
       <w:pPr>
         <w:spacing w:before="20" w:after="20"/>
-        <w:ind w:left="720"/>
+        <w:ind w:left="0"/>
       </w:pPr>
       <w:r>
         <w:rPr>
           <w:rFonts w:ascii="Calibri" w:hAnsi="Calibri"/>
           <w:b/>
-          <w:i/>
-          <w:color w:val="6E6E6E"/>
-          <w:sz w:val="19"/>
+          <w:i w:val="0"/>
         </w:rPr>
         <w:t xml:space="preserve">Visual: </w:t>
       </w:r>
@@ -1344,9 +1373,7 @@
         <w:rPr>
           <w:rFonts w:ascii="Calibri" w:hAnsi="Calibri"/>
           <w:b w:val="0"/>
-          <w:i/>
-          <w:color w:val="6E6E6E"/>
-          <w:sz w:val="19"/>
+          <w:i w:val="0"/>
         </w:rPr>
         <w:t>Array highlights to show current orientation: 2 rows of 8.</w:t>
       </w:r>
@@ -1354,7 +1381,7 @@
     <w:p>
       <w:pPr>
         <w:spacing w:before="20" w:after="20"/>
-        <w:ind w:left="720"/>
+        <w:ind w:left="0"/>
       </w:pPr>
       <w:r>
         <w:rPr>
@@ -1375,8 +1402,8 @@
     </w:p>
     <w:p>
       <w:pPr>
-        <w:spacing w:before="60" w:after="20"/>
-        <w:ind w:left="432"/>
+        <w:spacing w:before="40" w:after="20"/>
+        <w:ind w:left="0"/>
       </w:pPr>
       <w:r>
         <w:rPr>
@@ -1399,15 +1426,13 @@
     <w:p>
       <w:pPr>
         <w:spacing w:before="20" w:after="20"/>
-        <w:ind w:left="720"/>
+        <w:ind w:left="0"/>
       </w:pPr>
       <w:r>
         <w:rPr>
           <w:rFonts w:ascii="Calibri" w:hAnsi="Calibri"/>
           <w:b/>
-          <w:i/>
-          <w:color w:val="6E6E6E"/>
-          <w:sz w:val="19"/>
+          <w:i w:val="0"/>
         </w:rPr>
         <w:t xml:space="preserve">Visual: </w:t>
       </w:r>
@@ -1415,9 +1440,7 @@
         <w:rPr>
           <w:rFonts w:ascii="Calibri" w:hAnsi="Calibri"/>
           <w:b w:val="0"/>
-          <w:i/>
-          <w:color w:val="6E6E6E"/>
-          <w:sz w:val="19"/>
+          <w:i w:val="0"/>
         </w:rPr>
         <w:t>Array highlights to emphasize row structure.</w:t>
       </w:r>
@@ -1425,7 +1448,7 @@
     <w:p>
       <w:pPr>
         <w:spacing w:before="20" w:after="20"/>
-        <w:ind w:left="720"/>
+        <w:ind w:left="0"/>
       </w:pPr>
       <w:r>
         <w:rPr>
@@ -1446,8 +1469,8 @@
     </w:p>
     <w:p>
       <w:pPr>
-        <w:spacing w:before="60" w:after="20"/>
-        <w:ind w:left="432"/>
+        <w:spacing w:before="40" w:after="20"/>
+        <w:ind w:left="0"/>
       </w:pPr>
       <w:r>
         <w:rPr>
@@ -1470,15 +1493,13 @@
     <w:p>
       <w:pPr>
         <w:spacing w:before="20" w:after="20"/>
-        <w:ind w:left="720"/>
+        <w:ind w:left="0"/>
       </w:pPr>
       <w:r>
         <w:rPr>
           <w:rFonts w:ascii="Calibri" w:hAnsi="Calibri"/>
           <w:b/>
-          <w:i/>
-          <w:color w:val="6E6E6E"/>
-          <w:sz w:val="19"/>
+          <w:i w:val="0"/>
         </w:rPr>
         <w:t xml:space="preserve">Visual: </w:t>
       </w:r>
@@ -1486,9 +1507,7 @@
         <w:rPr>
           <w:rFonts w:ascii="Calibri" w:hAnsi="Calibri"/>
           <w:b w:val="0"/>
-          <w:i/>
-          <w:color w:val="6E6E6E"/>
-          <w:sz w:val="19"/>
+          <w:i w:val="0"/>
         </w:rPr>
         <w:t>Array highlights rows to show multiplication structure.</w:t>
       </w:r>
@@ -1496,7 +1515,7 @@
     <w:p>
       <w:pPr>
         <w:spacing w:before="20" w:after="20"/>
-        <w:ind w:left="720"/>
+        <w:ind w:left="0"/>
       </w:pPr>
       <w:r>
         <w:rPr>
@@ -1517,8 +1536,8 @@
     </w:p>
     <w:p>
       <w:pPr>
-        <w:spacing w:before="60" w:after="20"/>
-        <w:ind w:left="432"/>
+        <w:spacing w:before="40" w:after="20"/>
+        <w:ind w:left="0"/>
       </w:pPr>
       <w:r>
         <w:rPr>
@@ -1541,15 +1560,13 @@
     <w:p>
       <w:pPr>
         <w:spacing w:before="20" w:after="20"/>
-        <w:ind w:left="720"/>
+        <w:ind w:left="0"/>
       </w:pPr>
       <w:r>
         <w:rPr>
           <w:rFonts w:ascii="Calibri" w:hAnsi="Calibri"/>
           <w:b/>
-          <w:i/>
-          <w:color w:val="6E6E6E"/>
-          <w:sz w:val="19"/>
+          <w:i w:val="0"/>
         </w:rPr>
         <w:t xml:space="preserve">Visual: </w:t>
       </w:r>
@@ -1557,9 +1574,7 @@
         <w:rPr>
           <w:rFonts w:ascii="Calibri" w:hAnsi="Calibri"/>
           <w:b w:val="0"/>
-          <w:i/>
-          <w:color w:val="6E6E6E"/>
-          <w:sz w:val="19"/>
+          <w:i w:val="0"/>
         </w:rPr>
         <w:t>Array rotates 90 degrees clockwise, becoming 8×2.</w:t>
       </w:r>
@@ -1567,15 +1582,13 @@
     <w:p>
       <w:pPr>
         <w:spacing w:before="20" w:after="20"/>
-        <w:ind w:left="720"/>
+        <w:ind w:left="0"/>
       </w:pPr>
       <w:r>
         <w:rPr>
           <w:rFonts w:ascii="Calibri" w:hAnsi="Calibri"/>
           <w:b/>
-          <w:i/>
-          <w:color w:val="6E6E6E"/>
-          <w:sz w:val="19"/>
+          <w:i w:val="0"/>
         </w:rPr>
         <w:t xml:space="preserve">Visual: </w:t>
       </w:r>
@@ -1583,9 +1596,7 @@
         <w:rPr>
           <w:rFonts w:ascii="Calibri" w:hAnsi="Calibri"/>
           <w:b w:val="0"/>
-          <w:i/>
-          <w:color w:val="6E6E6E"/>
-          <w:sz w:val="19"/>
+          <w:i w:val="0"/>
         </w:rPr>
         <w:t>Array now shows 8 rows of 2 dots each.</w:t>
       </w:r>
@@ -1593,7 +1604,7 @@
     <w:p>
       <w:pPr>
         <w:spacing w:before="20" w:after="20"/>
-        <w:ind w:left="720"/>
+        <w:ind w:left="0"/>
       </w:pPr>
       <w:r>
         <w:rPr>
@@ -1621,9 +1632,7 @@
         <w:rPr>
           <w:rFonts w:ascii="Calibri" w:hAnsi="Calibri"/>
           <w:b/>
-          <w:i/>
-          <w:color w:val="6E6E6E"/>
-          <w:sz w:val="19"/>
+          <w:i w:val="0"/>
         </w:rPr>
         <w:t xml:space="preserve">Visual: </w:t>
       </w:r>
@@ -1631,9 +1640,7 @@
         <w:rPr>
           <w:rFonts w:ascii="Calibri" w:hAnsi="Calibri"/>
           <w:b w:val="0"/>
-          <w:i/>
-          <w:color w:val="6E6E6E"/>
-          <w:sz w:val="19"/>
+          <w:i w:val="0"/>
         </w:rPr>
         <w:t>Array rotates 90 degrees clockwise, becoming 8×2 array.</w:t>
       </w:r>
@@ -1647,9 +1654,7 @@
         <w:rPr>
           <w:rFonts w:ascii="Calibri" w:hAnsi="Calibri"/>
           <w:b/>
-          <w:i/>
-          <w:color w:val="6E6E6E"/>
-          <w:sz w:val="19"/>
+          <w:i w:val="0"/>
         </w:rPr>
         <w:t xml:space="preserve">Visual: </w:t>
       </w:r>
@@ -1657,9 +1662,7 @@
         <w:rPr>
           <w:rFonts w:ascii="Calibri" w:hAnsi="Calibri"/>
           <w:b w:val="0"/>
-          <w:i/>
-          <w:color w:val="6E6E6E"/>
-          <w:sz w:val="19"/>
+          <w:i w:val="0"/>
         </w:rPr>
         <w:t>Array now shows 8 rows of 2 dots each after rotation.</w:t>
       </w:r>
@@ -1682,9 +1685,7 @@
         <w:rPr>
           <w:rFonts w:ascii="Calibri" w:hAnsi="Calibri"/>
           <w:b/>
-          <w:i/>
-          <w:color w:val="6E6E6E"/>
-          <w:sz w:val="19"/>
+          <w:i w:val="0"/>
         </w:rPr>
         <w:t xml:space="preserve">Visual: </w:t>
       </w:r>
@@ -1692,9 +1693,7 @@
         <w:rPr>
           <w:rFonts w:ascii="Calibri" w:hAnsi="Calibri"/>
           <w:b w:val="0"/>
-          <w:i/>
-          <w:color w:val="6E6E6E"/>
-          <w:sz w:val="19"/>
+          <w:i w:val="0"/>
         </w:rPr>
         <w:t>5×6 dot array displayed as reference. 5 rows of 6 dots. 30 dots total.</w:t>
       </w:r>
@@ -1708,9 +1707,7 @@
         <w:rPr>
           <w:rFonts w:ascii="Calibri" w:hAnsi="Calibri"/>
           <w:b/>
-          <w:i/>
-          <w:color w:val="6E6E6E"/>
-          <w:sz w:val="19"/>
+          <w:i w:val="0"/>
         </w:rPr>
         <w:t xml:space="preserve">Visual: </w:t>
       </w:r>
@@ -1718,9 +1715,7 @@
         <w:rPr>
           <w:rFonts w:ascii="Calibri" w:hAnsi="Calibri"/>
           <w:b w:val="0"/>
-          <w:i/>
-          <w:color w:val="6E6E6E"/>
-          <w:sz w:val="19"/>
+          <w:i w:val="0"/>
         </w:rPr>
         <w:t>Four dot arrays displayed as answer options. A) 3×10 array. B) 6×5 array. C) 10×3 array. D) 2×15 array. All arrays show 30 dots total.</w:t>
       </w:r>
@@ -1849,7 +1844,21 @@
     </w:p>
     <w:p>
       <w:pPr>
-        <w:spacing w:before="60" w:after="20"/>
+        <w:spacing w:before="80" w:after="40"/>
+        <w:ind w:left="0"/>
+      </w:pPr>
+      <w:r>
+        <w:rPr>
+          <w:rFonts w:ascii="Calibri" w:hAnsi="Calibri"/>
+          <w:b/>
+          <w:i w:val="0"/>
+        </w:rPr>
+        <w:t>Based on student response:</w:t>
+      </w:r>
+    </w:p>
+    <w:p>
+      <w:pPr>
+        <w:spacing w:before="40" w:after="20"/>
         <w:ind w:left="0"/>
       </w:pPr>
       <w:r>
@@ -1879,9 +1888,7 @@
         <w:rPr>
           <w:rFonts w:ascii="Calibri" w:hAnsi="Calibri"/>
           <w:b/>
-          <w:i/>
-          <w:color w:val="6E6E6E"/>
-          <w:sz w:val="19"/>
+          <w:i w:val="0"/>
         </w:rPr>
         <w:t xml:space="preserve">Visual: </w:t>
       </w:r>
@@ -1889,9 +1896,7 @@
         <w:rPr>
           <w:rFonts w:ascii="Calibri" w:hAnsi="Calibri"/>
           <w:b w:val="0"/>
-          <w:i/>
-          <w:color w:val="6E6E6E"/>
-          <w:sz w:val="19"/>
+          <w:i w:val="0"/>
         </w:rPr>
         <w:t>Option B) 6 × 5 highlights to confirm selection.</w:t>
       </w:r>
@@ -1920,8 +1925,8 @@
     </w:p>
     <w:p>
       <w:pPr>
-        <w:spacing w:before="60" w:after="20"/>
-        <w:ind w:left="432"/>
+        <w:spacing w:before="40" w:after="20"/>
+        <w:ind w:left="0"/>
       </w:pPr>
       <w:r>
         <w:rPr>
@@ -1944,15 +1949,13 @@
     <w:p>
       <w:pPr>
         <w:spacing w:before="20" w:after="20"/>
-        <w:ind w:left="720"/>
+        <w:ind w:left="0"/>
       </w:pPr>
       <w:r>
         <w:rPr>
           <w:rFonts w:ascii="Calibri" w:hAnsi="Calibri"/>
           <w:b/>
-          <w:i/>
-          <w:color w:val="6E6E6E"/>
-          <w:sz w:val="19"/>
+          <w:i w:val="0"/>
         </w:rPr>
         <w:t xml:space="preserve">Visual: </w:t>
       </w:r>
@@ -1960,9 +1963,7 @@
         <w:rPr>
           <w:rFonts w:ascii="Calibri" w:hAnsi="Calibri"/>
           <w:b w:val="0"/>
-          <w:i/>
-          <w:color w:val="6E6E6E"/>
-          <w:sz w:val="19"/>
+          <w:i w:val="0"/>
         </w:rPr>
         <w:t>Option A) 3 × 10 highlights.</w:t>
       </w:r>
@@ -1970,7 +1971,7 @@
     <w:p>
       <w:pPr>
         <w:spacing w:before="20" w:after="20"/>
-        <w:ind w:left="720"/>
+        <w:ind w:left="0"/>
       </w:pPr>
       <w:r>
         <w:rPr>
@@ -1991,8 +1992,8 @@
     </w:p>
     <w:p>
       <w:pPr>
-        <w:spacing w:before="60" w:after="20"/>
-        <w:ind w:left="432"/>
+        <w:spacing w:before="40" w:after="20"/>
+        <w:ind w:left="0"/>
       </w:pPr>
       <w:r>
         <w:rPr>
@@ -2015,15 +2016,13 @@
     <w:p>
       <w:pPr>
         <w:spacing w:before="20" w:after="20"/>
-        <w:ind w:left="720"/>
+        <w:ind w:left="0"/>
       </w:pPr>
       <w:r>
         <w:rPr>
           <w:rFonts w:ascii="Calibri" w:hAnsi="Calibri"/>
           <w:b/>
-          <w:i/>
-          <w:color w:val="6E6E6E"/>
-          <w:sz w:val="19"/>
+          <w:i w:val="0"/>
         </w:rPr>
         <w:t xml:space="preserve">Visual: </w:t>
       </w:r>
@@ -2031,9 +2030,7 @@
         <w:rPr>
           <w:rFonts w:ascii="Calibri" w:hAnsi="Calibri"/>
           <w:b w:val="0"/>
-          <w:i/>
-          <w:color w:val="6E6E6E"/>
-          <w:sz w:val="19"/>
+          <w:i w:val="0"/>
         </w:rPr>
         <w:t>Option C) 10 × 3 highlights.</w:t>
       </w:r>
@@ -2041,7 +2038,7 @@
     <w:p>
       <w:pPr>
         <w:spacing w:before="20" w:after="20"/>
-        <w:ind w:left="720"/>
+        <w:ind w:left="0"/>
       </w:pPr>
       <w:r>
         <w:rPr>
@@ -2062,8 +2059,8 @@
     </w:p>
     <w:p>
       <w:pPr>
-        <w:spacing w:before="60" w:after="20"/>
-        <w:ind w:left="432"/>
+        <w:spacing w:before="40" w:after="20"/>
+        <w:ind w:left="0"/>
       </w:pPr>
       <w:r>
         <w:rPr>
@@ -2086,15 +2083,13 @@
     <w:p>
       <w:pPr>
         <w:spacing w:before="20" w:after="20"/>
-        <w:ind w:left="720"/>
+        <w:ind w:left="0"/>
       </w:pPr>
       <w:r>
         <w:rPr>
           <w:rFonts w:ascii="Calibri" w:hAnsi="Calibri"/>
           <w:b/>
-          <w:i/>
-          <w:color w:val="6E6E6E"/>
-          <w:sz w:val="19"/>
+          <w:i w:val="0"/>
         </w:rPr>
         <w:t xml:space="preserve">Visual: </w:t>
       </w:r>
@@ -2102,9 +2097,7 @@
         <w:rPr>
           <w:rFonts w:ascii="Calibri" w:hAnsi="Calibri"/>
           <w:b w:val="0"/>
-          <w:i/>
-          <w:color w:val="6E6E6E"/>
-          <w:sz w:val="19"/>
+          <w:i w:val="0"/>
         </w:rPr>
         <w:t>Option D) 2 × 15 highlights.</w:t>
       </w:r>
@@ -2112,7 +2105,7 @@
     <w:p>
       <w:pPr>
         <w:spacing w:before="20" w:after="20"/>
-        <w:ind w:left="720"/>
+        <w:ind w:left="0"/>
       </w:pPr>
       <w:r>
         <w:rPr>
@@ -2133,8 +2126,8 @@
     </w:p>
     <w:p>
       <w:pPr>
-        <w:spacing w:before="60" w:after="20"/>
-        <w:ind w:left="432"/>
+        <w:spacing w:before="40" w:after="20"/>
+        <w:ind w:left="0"/>
       </w:pPr>
       <w:r>
         <w:rPr>
@@ -2157,15 +2150,13 @@
     <w:p>
       <w:pPr>
         <w:spacing w:before="20" w:after="20"/>
-        <w:ind w:left="720"/>
+        <w:ind w:left="0"/>
       </w:pPr>
       <w:r>
         <w:rPr>
           <w:rFonts w:ascii="Calibri" w:hAnsi="Calibri"/>
           <w:b/>
-          <w:i/>
-          <w:color w:val="6E6E6E"/>
-          <w:sz w:val="19"/>
+          <w:i w:val="0"/>
         </w:rPr>
         <w:t xml:space="preserve">Visual: </w:t>
       </w:r>
@@ -2173,9 +2164,7 @@
         <w:rPr>
           <w:rFonts w:ascii="Calibri" w:hAnsi="Calibri"/>
           <w:b w:val="0"/>
-          <w:i/>
-          <w:color w:val="6E6E6E"/>
-          <w:sz w:val="19"/>
+          <w:i w:val="0"/>
         </w:rPr>
         <w:t>Reference array rotates 90 degrees, transforming from 5 rows of 6 to 6 rows of 5.</w:t>
       </w:r>
@@ -2183,7 +2172,7 @@
     <w:p>
       <w:pPr>
         <w:spacing w:before="20" w:after="20"/>
-        <w:ind w:left="720"/>
+        <w:ind w:left="0"/>
       </w:pPr>
       <w:r>
         <w:rPr>
